--- a/交付成果/第三轮修订版/第三轮8周版/读书会01_禅修入门与基础_8周资料包（第三版修订）/Word版_20260922_2253/第8周_禅修总结与修学规划_主持人版.docx
+++ b/交付成果/第三轮修订版/第三轮8周版/读书会01_禅修入门与基础_8周资料包（第三版修订）/Word版_20260922_2253/第8周_禅修总结与修学规划_主持人版.docx
@@ -60,7 +60,7 @@
           <w:color w:val="999999"/>
           <w:sz w:val="17"/>
         </w:rPr>
-        <w:t>📅 最近更新：2026-09-22 22:34　|　8周版同步本次内容/格式修订：学员版清除主持人专属内容·去注释化·去存疑标记；录音材料按存疑表订正；第7周「日常姿势要点」依《校对整理稿》校对；插入 9 张课件原图</w:t>
+        <w:t>📅 最近更新：2026-09-22 23:44　|　第4周「三种远离」去 🔴 存疑标记（原文正确）；「马夫大尊者」订正为「罗睺罗尊者」</w:t>
       </w:r>
     </w:p>
     <w:p>
@@ -3684,7 +3684,7 @@
         <w:rPr>
           <w:sz w:val="21"/>
         </w:rPr>
-        <w:t>🔴🔴🔴【存疑·未改】有三种层次的远离,即:【存疑·未改·止】🔴🔴🔴</w:t>
+        <w:t>有三种层次的远离,即:</w:t>
       </w:r>
     </w:p>
     <w:p>
@@ -3700,7 +3700,7 @@
         <w:rPr>
           <w:sz w:val="21"/>
         </w:rPr>
-        <w:t>🔴🔴🔴【存疑·未改】身远离(kāyaviveka)、【存疑·未改·止】🔴🔴🔴</w:t>
+        <w:t>身远离(kāyaviveka)、</w:t>
       </w:r>
     </w:p>
     <w:p>
@@ -3716,7 +3716,7 @@
         <w:rPr>
           <w:sz w:val="21"/>
         </w:rPr>
-        <w:t>🔴🔴🔴【存疑·未改】心远离(cittaviveka)、【存疑·未改·止】🔴🔴🔴</w:t>
+        <w:t>心远离(cittaviveka)、</w:t>
       </w:r>
     </w:p>
     <w:p>
@@ -3732,7 +3732,7 @@
         <w:rPr>
           <w:sz w:val="21"/>
         </w:rPr>
-        <w:t>🔴🔴🔴【存疑·未改】依着远离(upadhiviveka)。【存疑·未改·止】🔴🔴🔴</w:t>
+        <w:t>依着远离(upadhiviveka)。</w:t>
       </w:r>
     </w:p>
     <w:p>
